--- a/docs/WindFlow-Technical-Reference.docx
+++ b/docs/WindFlow-Technical-Reference.docx
@@ -18084,7 +18084,7 @@
     <w:p>
       <w:pPr/>
       <w:r>
-        <w:t xml:space="preserve">For developers: WindFlow has a command-line mode, documented in the source repository with the test suite and the full test records (raw data and scripts).</w:t>
+        <w:t xml:space="preserve">For developers: WindFlow has a command-line mode, documented in the source repository (github.com/Bijaykars/Windflow) with the test suite; the validation results are summarised in VALIDATION.md there.</w:t>
       </w:r>
     </w:p>
     <w:sectPr>
